--- a/eng/docx/40.content.docx
+++ b/eng/docx/40.content.docx
@@ -28,22 +28,6 @@
       </w:r>
     </w:p>
     <w:p>
-      <w:pPr>
-        <w:pStyle w:val="Heading2"/>
-      </w:pPr>
-      <w:r>
-        <w:rPr>
-          <w:lang w:val="en_US" w:bidi="en_US"/>
-        </w:rPr>
-        <w:t>License Information</w:t>
-      </w:r>
-      <w:r>
-        <w:rPr>
-          <w:lang w:val="en_US" w:bidi="en_US"/>
-        </w:rPr>
-      </w:r>
-    </w:p>
-    <w:p>
       <w:pPr/>
       <w:r>
         <w:rPr>
@@ -55,86 +39,25 @@
           <w:b/>
           <w:lang w:val="en_US" w:bidi="en_US"/>
         </w:rPr>
-        <w:t>Study Notes (Biblica)</w:t>
-      </w:r>
-      <w:r>
-        <w:rPr>
-          <w:lang w:val="en_US" w:bidi="en_US"/>
-        </w:rPr>
-        <w:t xml:space="preserve"> is based on</w:t>
-      </w:r>
-      <w:r>
-        <w:rPr>
-          <w:lang w:val="en_US" w:bidi="en_US"/>
-        </w:rPr>
-        <w:t xml:space="preserve">: </w:t>
-      </w:r>
-      <w:r>
-        <w:rPr>
-          <w:lang w:val="en_US" w:bidi="en_US"/>
-        </w:rPr>
         <w:t>Biblica Study Notes</w:t>
       </w:r>
       <w:r>
         <w:rPr>
           <w:lang w:val="en_US" w:bidi="en_US"/>
         </w:rPr>
-        <w:t xml:space="preserve">, </w:t>
-      </w:r>
-      <w:hyperlink r:id="rId13">
-        <w:r>
-          <w:rPr>
-            <w:lang w:val="en_US" w:bidi="en_US"/>
-          </w:rPr>
-          <w:rPr>
-            <w:color w:val="0000EE"/>
-            <w:u w:val="single"/>
-          </w:rPr>
-          <w:t>Biblica Inc.</w:t>
-        </w:r>
-      </w:hyperlink>
-      <w:r>
-        <w:rPr>
-          <w:lang w:val="en_US" w:bidi="en_US"/>
-        </w:rPr>
-        <w:t xml:space="preserve">, 2023, which is licensed under a </w:t>
-      </w:r>
-      <w:hyperlink r:id="rId14">
-        <w:r>
-          <w:rPr>
-            <w:lang w:val="en_US" w:bidi="en_US"/>
-          </w:rPr>
-          <w:rPr>
-            <w:color w:val="0000EE"/>
-            <w:u w:val="single"/>
-          </w:rPr>
-          <w:t>CC BY-SA 4.0 license</w:t>
-        </w:r>
-      </w:hyperlink>
-      <w:r>
-        <w:rPr>
-          <w:lang w:val="en_US" w:bidi="en_US"/>
-        </w:rPr>
-        <w:t>.</w:t>
-      </w:r>
-      <w:r>
-        <w:rPr>
-          <w:lang w:val="en_US" w:bidi="en_US"/>
-        </w:rPr>
-      </w:r>
-    </w:p>
-    <w:p>
-      <w:pPr/>
-      <w:r>
-        <w:rPr>
-          <w:lang w:val="en_US" w:bidi="en_US"/>
-        </w:rPr>
-      </w:r>
-      <w:r>
-        <w:rPr>
-          <w:lang w:val="en_US" w:bidi="en_US"/>
-        </w:rPr>
-        <w:t>This PDF version is provided under the same license.</w:t>
+        <w:t xml:space="preserve"> © 2023 Biblica Inc. Released under CC BY-SA 4.0 license. </w:t>
+      </w:r>
+      <w:r>
+        <w:rPr>
+          <w:lang w:val="en_US" w:bidi="en_US"/>
+        </w:rPr>
+        <w:t>Biblica Study Notes</w:t>
+      </w:r>
+      <w:r>
+        <w:rPr>
+          <w:lang w:val="en_US" w:bidi="en_US"/>
+        </w:rPr>
+        <w:t xml:space="preserve"> has been adapted in the following languages: Tok Pisin, Arabic (عربي), French (Français), Hindi (हिंदी), Indonesian (Bahasa Indonesia), Portuguese (Português), Russian (Русский), Spanish (Español), Swahili (Kiswahili), and Simplified Chinese (简体中文)from Biblica Study Notes © 2023 Biblica Inc. Released under CC BY-SA 4.0 license by Mission Mutual</w:t>
       </w:r>
       <w:r>
         <w:rPr>

--- a/eng/docx/40.content.docx
+++ b/eng/docx/40.content.docx
@@ -116,26 +116,6 @@
           <w:lang w:val="en_US" w:bidi="en_US"/>
         </w:rPr>
         <w:t>MAT</w:t>
-      </w:r>
-      <w:r>
-        <w:rPr>
-          <w:lang w:val="en_US" w:bidi="en_US"/>
-        </w:rPr>
-      </w:r>
-    </w:p>
-    <w:p>
-      <w:pPr/>
-      <w:r>
-        <w:rPr>
-          <w:lang w:val="en_US" w:bidi="en_US"/>
-        </w:rPr>
-      </w:r>
-      <w:r>
-        <w:rPr>
-          <w:i/>
-          <w:lang w:val="en_US" w:bidi="en_US"/>
-        </w:rPr>
-        <w:t>Matthew 1:1–17, Matthew 1:18–25, Matthew 2:1–23, Matthew 3:1–12, Matthew 3:13–17, Matthew 4:1–11, Matthew 4:12–17, Matthew 4:18–25, Matthew 5:1–12, Matthew 5:13–20, Matthew 5:21–48, Matthew 6:1–15, Matthew 6:16–34, Matthew 7:1–12, Matthew 7:13–23, Matthew 7:24–29, Matthew 8:1–17, Matthew 8:18–34, Matthew 9:1–17, Matthew 9:18–38, Matthew 10:1–15, Matthew 10:16–42, Matthew 11:1–19, Matthew 11:20–30, Matthew 12:1–14, Matthew 12:15–21, Matthew 12:22–37, Matthew 12:38–50, Matthew 13:1–23, Matthew 13:24–52, Matthew 13:53–14:12, Matthew 14:13–21, Matthew 14:22–36, Matthew 15:1–20, Matthew 15:21–28, Matthew 15:29–39, Matthew 16:1–12, Matthew 16:13–27, Matthew 16:28–17:13, Matthew 17:14–27, Matthew 18:1–11, Matthew 18:12–14, Matthew 18:15–35, Matthew 19:1–15, Matthew 19:16–30, Matthew 20:1–16, Matthew 20:17–34, Matthew 21:1–17, Matthew 21:18–27, Matthew 21:28–46, Matthew 22:1–14, Matthew 22:15–33, Matthew 22:34–46, Matthew 23:1–39, Matthew 24:1–14, Matthew 24:15–51, Matthew 25:1–13, Matthew 25:14–30, Matthew 25:31–46, Matthew 26:1–16, Matthew 26:17–30, Matthew 26:31–46, Matthew 26:47–56, Matthew 26:57–68, Matthew 26:69–75, Matthew 27:1–10, Matthew 27:11–26, Matthew 27:27–44, Matthew 27:45–66, Matthew 28:1–15, Matthew 28:16–20</w:t>
       </w:r>
       <w:r>
         <w:rPr>

--- a/eng/docx/40.content.docx
+++ b/eng/docx/40.content.docx
@@ -19,7 +19,7 @@
         <w:rPr>
           <w:lang w:val="en_US" w:bidi="en_US"/>
         </w:rPr>
-        <w:t>Resource: Study Notes (Biblica)</w:t>
+        <w:t>Resource: Biblica Study Notes</w:t>
       </w:r>
       <w:r>
         <w:rPr>
@@ -78,7 +78,7 @@
         <w:rPr>
           <w:lang w:val="en_US" w:bidi="en_US"/>
         </w:rPr>
-        <w:t>Study Notes (Biblica)</w:t>
+        <w:t>Biblica Study Notes</w:t>
       </w:r>
     </w:p>
     <w:p>
